--- a/EXERCISE1a.docx
+++ b/EXERCISE1a.docx
@@ -483,7 +483,21 @@
           <w:rFonts w:ascii="Courier New" w:hAnsi="Courier New"/>
           <w:sz w:val="20"/>
         </w:rPr>
-        <w:t>git checkout -b rescue &amp;&amp; git checkout kitchen/&lt;you&gt; &amp;&amp; git branch -d rescue</w:t>
+        <w:t>git checkout -b rescue &amp;&amp; git checkout kitchen/&lt;you</w:t>
+      </w:r>
+      <w:r>
+        <w:rPr>
+          <w:rFonts w:ascii="Courier New" w:hAnsi="Courier New"/>
+          <w:sz w:val="20"/>
+        </w:rPr>
+        <w:t>r-username</w:t>
+      </w:r>
+      <w:r>
+        <w:rPr>
+          <w:rFonts w:ascii="Courier New" w:hAnsi="Courier New"/>
+          <w:sz w:val="20"/>
+        </w:rPr>
+        <w:t>&gt; &amp;&amp; git branch -d rescue</w:t>
       </w:r>
     </w:p>
     <w:p>
